--- a/data/outputs/v2/Physics/SS1.2_Mechanical_Properties_of_Materials/Physics_Mechanical_Properties_of_Materials_FinalExplanation_TeacherKey.docx
+++ b/data/outputs/v2/Physics/SS1.2_Mechanical_Properties_of_Materials/Physics_Mechanical_Properties_of_Materials_FinalExplanation_TeacherKey.docx
@@ -2234,7 +2234,7 @@
         </w:rPr>
         <w:t xml:space="preserve">© 2026 SeaVuria and ARES. This work is licensed under a </w:t>
       </w:r>
-      <w:hyperlink w:history="1" r:id="rIdcj4lmqmimbwhiwhlgrcjh">
+      <w:hyperlink w:history="1" r:id="rIdly7p8ow0lahwa9tgt9gk4">
         <w:r>
           <w:rPr>
             <w:rFonts w:ascii="Arial" w:cs="Arial" w:eastAsia="Arial" w:hAnsi="Arial"/>
@@ -2254,7 +2254,7 @@
         </w:rPr>
         <w:t xml:space="preserve"> (</w:t>
       </w:r>
-      <w:hyperlink w:history="1" r:id="rIdwxg21n6-umi8qeudpqias">
+      <w:hyperlink w:history="1" r:id="rId6dxeuzucqdsjxq-n1hhs2">
         <w:r>
           <w:rPr>
             <w:rFonts w:ascii="Arial" w:cs="Arial" w:eastAsia="Arial" w:hAnsi="Arial"/>
@@ -2274,7 +2274,7 @@
         </w:rPr>
         <w:t xml:space="preserve">). To view a copy of this license, visit </w:t>
       </w:r>
-      <w:hyperlink w:history="1" r:id="rIdjbebkm_fyk6u1pf2cqrcg">
+      <w:hyperlink w:history="1" r:id="rIdjqc3iz6xrpdhvjpthwitt">
         <w:r>
           <w:rPr>
             <w:rFonts w:ascii="Arial" w:cs="Arial" w:eastAsia="Arial" w:hAnsi="Arial"/>

--- a/data/outputs/v2/Physics/SS1.2_Mechanical_Properties_of_Materials/Physics_Mechanical_Properties_of_Materials_FinalExplanation_TeacherKey.docx
+++ b/data/outputs/v2/Physics/SS1.2_Mechanical_Properties_of_Materials/Physics_Mechanical_Properties_of_Materials_FinalExplanation_TeacherKey.docx
@@ -2234,7 +2234,7 @@
         </w:rPr>
         <w:t xml:space="preserve">© 2026 SeaVuria and ARES. This work is licensed under a </w:t>
       </w:r>
-      <w:hyperlink w:history="1" r:id="rIdly7p8ow0lahwa9tgt9gk4">
+      <w:hyperlink w:history="1" r:id="rId0hp9sljvq8bqvjpah1p1x">
         <w:r>
           <w:rPr>
             <w:rFonts w:ascii="Arial" w:cs="Arial" w:eastAsia="Arial" w:hAnsi="Arial"/>
@@ -2254,7 +2254,7 @@
         </w:rPr>
         <w:t xml:space="preserve"> (</w:t>
       </w:r>
-      <w:hyperlink w:history="1" r:id="rId6dxeuzucqdsjxq-n1hhs2">
+      <w:hyperlink w:history="1" r:id="rId_quotgvakwewuulijdg2r">
         <w:r>
           <w:rPr>
             <w:rFonts w:ascii="Arial" w:cs="Arial" w:eastAsia="Arial" w:hAnsi="Arial"/>
@@ -2274,7 +2274,7 @@
         </w:rPr>
         <w:t xml:space="preserve">). To view a copy of this license, visit </w:t>
       </w:r>
-      <w:hyperlink w:history="1" r:id="rIdjqc3iz6xrpdhvjpthwitt">
+      <w:hyperlink w:history="1" r:id="rIds9iitwxckcvvbfuztti6_">
         <w:r>
           <w:rPr>
             <w:rFonts w:ascii="Arial" w:cs="Arial" w:eastAsia="Arial" w:hAnsi="Arial"/>

--- a/data/outputs/v2/Physics/SS1.2_Mechanical_Properties_of_Materials/Physics_Mechanical_Properties_of_Materials_FinalExplanation_TeacherKey.docx
+++ b/data/outputs/v2/Physics/SS1.2_Mechanical_Properties_of_Materials/Physics_Mechanical_Properties_of_Materials_FinalExplanation_TeacherKey.docx
@@ -2234,7 +2234,7 @@
         </w:rPr>
         <w:t xml:space="preserve">© 2026 SeaVuria and ARES. This work is licensed under a </w:t>
       </w:r>
-      <w:hyperlink w:history="1" r:id="rId0hp9sljvq8bqvjpah1p1x">
+      <w:hyperlink w:history="1" r:id="rIdqllx68_bshtb1f7rmeo0z">
         <w:r>
           <w:rPr>
             <w:rFonts w:ascii="Arial" w:cs="Arial" w:eastAsia="Arial" w:hAnsi="Arial"/>
@@ -2254,7 +2254,7 @@
         </w:rPr>
         <w:t xml:space="preserve"> (</w:t>
       </w:r>
-      <w:hyperlink w:history="1" r:id="rId_quotgvakwewuulijdg2r">
+      <w:hyperlink w:history="1" r:id="rIdazab76iyvjpp3jsqg7nzh">
         <w:r>
           <w:rPr>
             <w:rFonts w:ascii="Arial" w:cs="Arial" w:eastAsia="Arial" w:hAnsi="Arial"/>
@@ -2274,7 +2274,7 @@
         </w:rPr>
         <w:t xml:space="preserve">). To view a copy of this license, visit </w:t>
       </w:r>
-      <w:hyperlink w:history="1" r:id="rIds9iitwxckcvvbfuztti6_">
+      <w:hyperlink w:history="1" r:id="rIddphrjm3vct_gbe8tjqt33">
         <w:r>
           <w:rPr>
             <w:rFonts w:ascii="Arial" w:cs="Arial" w:eastAsia="Arial" w:hAnsi="Arial"/>

--- a/data/outputs/v2/Physics/SS1.2_Mechanical_Properties_of_Materials/Physics_Mechanical_Properties_of_Materials_FinalExplanation_TeacherKey.docx
+++ b/data/outputs/v2/Physics/SS1.2_Mechanical_Properties_of_Materials/Physics_Mechanical_Properties_of_Materials_FinalExplanation_TeacherKey.docx
@@ -2234,7 +2234,7 @@
         </w:rPr>
         <w:t xml:space="preserve">© 2026 SeaVuria and ARES. This work is licensed under a </w:t>
       </w:r>
-      <w:hyperlink w:history="1" r:id="rIdqllx68_bshtb1f7rmeo0z">
+      <w:hyperlink w:history="1" r:id="rIduzf4np73djwdsyfgv0azp">
         <w:r>
           <w:rPr>
             <w:rFonts w:ascii="Arial" w:cs="Arial" w:eastAsia="Arial" w:hAnsi="Arial"/>
@@ -2254,7 +2254,7 @@
         </w:rPr>
         <w:t xml:space="preserve"> (</w:t>
       </w:r>
-      <w:hyperlink w:history="1" r:id="rIdazab76iyvjpp3jsqg7nzh">
+      <w:hyperlink w:history="1" r:id="rIdkstv0oz5efo93mybpvwc3">
         <w:r>
           <w:rPr>
             <w:rFonts w:ascii="Arial" w:cs="Arial" w:eastAsia="Arial" w:hAnsi="Arial"/>
@@ -2274,7 +2274,7 @@
         </w:rPr>
         <w:t xml:space="preserve">). To view a copy of this license, visit </w:t>
       </w:r>
-      <w:hyperlink w:history="1" r:id="rIddphrjm3vct_gbe8tjqt33">
+      <w:hyperlink w:history="1" r:id="rIdpkj62twtphesomndrkth7">
         <w:r>
           <w:rPr>
             <w:rFonts w:ascii="Arial" w:cs="Arial" w:eastAsia="Arial" w:hAnsi="Arial"/>

--- a/data/outputs/v2/Physics/SS1.2_Mechanical_Properties_of_Materials/Physics_Mechanical_Properties_of_Materials_FinalExplanation_TeacherKey.docx
+++ b/data/outputs/v2/Physics/SS1.2_Mechanical_Properties_of_Materials/Physics_Mechanical_Properties_of_Materials_FinalExplanation_TeacherKey.docx
@@ -4,6 +4,7 @@
   <w:body>
     <w:p>
       <w:pPr>
+        <w:keepNext w:val="false"/>
         <w:spacing w:after="30" w:before="0"/>
         <w:jc w:val="center"/>
       </w:pPr>
@@ -23,6 +24,7 @@
     </w:p>
     <w:p>
       <w:pPr>
+        <w:keepNext w:val="false"/>
         <w:spacing w:after="60" w:before="0"/>
         <w:jc w:val="center"/>
       </w:pPr>
@@ -81,6 +83,7 @@
           </w:tcPr>
           <w:p>
             <w:pPr>
+              <w:keepNext w:val="false"/>
               <w:spacing w:after="40" w:before="0"/>
               <w:jc w:val="center"/>
             </w:pPr>
@@ -116,6 +119,7 @@
           </w:tcPr>
           <w:p>
             <w:pPr>
+              <w:keepNext w:val="false"/>
               <w:spacing w:after="40" w:before="0"/>
               <w:jc w:val="center"/>
             </w:pPr>
@@ -176,6 +180,7 @@
           </w:tcPr>
           <w:p>
             <w:pPr>
+              <w:keepNext w:val="false"/>
               <w:spacing w:after="40" w:before="0"/>
               <w:jc w:val="center"/>
             </w:pPr>
@@ -210,6 +215,7 @@
           </w:tcPr>
           <w:p>
             <w:pPr>
+              <w:keepNext w:val="false"/>
               <w:spacing w:after="40" w:before="0"/>
               <w:jc w:val="left"/>
             </w:pPr>
@@ -271,6 +277,7 @@
           </w:tcPr>
           <w:p>
             <w:pPr>
+              <w:keepNext/>
               <w:spacing w:after="40" w:before="0"/>
               <w:jc w:val="center"/>
             </w:pPr>
@@ -305,6 +312,7 @@
           </w:tcPr>
           <w:p>
             <w:pPr>
+              <w:keepNext w:val="false"/>
               <w:spacing w:after="40" w:before="0"/>
               <w:jc w:val="left"/>
             </w:pPr>
@@ -337,6 +345,7 @@
           </w:tcPr>
           <w:p>
             <w:pPr>
+              <w:keepNext w:val="false"/>
               <w:spacing w:after="40" w:before="0"/>
               <w:jc w:val="left"/>
             </w:pPr>
@@ -398,6 +407,7 @@
           </w:tcPr>
           <w:p>
             <w:pPr>
+              <w:keepNext/>
               <w:spacing w:after="40" w:before="0"/>
               <w:jc w:val="center"/>
             </w:pPr>
@@ -432,6 +442,7 @@
           </w:tcPr>
           <w:p>
             <w:pPr>
+              <w:keepNext w:val="false"/>
               <w:spacing w:after="40" w:before="0"/>
               <w:jc w:val="left"/>
             </w:pPr>
@@ -464,6 +475,7 @@
           </w:tcPr>
           <w:p>
             <w:pPr>
+              <w:keepNext w:val="false"/>
               <w:spacing w:after="40" w:before="0"/>
               <w:jc w:val="left"/>
             </w:pPr>
@@ -525,6 +537,7 @@
           </w:tcPr>
           <w:p>
             <w:pPr>
+              <w:keepNext/>
               <w:spacing w:after="40" w:before="0"/>
               <w:jc w:val="center"/>
             </w:pPr>
@@ -559,6 +572,7 @@
           </w:tcPr>
           <w:p>
             <w:pPr>
+              <w:keepNext w:val="false"/>
               <w:spacing w:after="40" w:before="0"/>
               <w:jc w:val="left"/>
             </w:pPr>
@@ -578,6 +592,7 @@
           </w:p>
           <w:p>
             <w:pPr>
+              <w:keepNext w:val="false"/>
               <w:spacing w:after="40" w:before="0"/>
               <w:jc w:val="left"/>
             </w:pPr>
@@ -628,6 +643,7 @@
                 </w:tcPr>
                 <w:p>
                   <w:pPr>
+                    <w:keepNext w:val="false"/>
                     <w:spacing w:after="40" w:before="0"/>
                     <w:jc w:val="left"/>
                   </w:pPr>
@@ -660,6 +676,7 @@
                 </w:tcPr>
                 <w:p>
                   <w:pPr>
+                    <w:keepNext w:val="false"/>
                     <w:spacing w:after="40" w:before="0"/>
                     <w:jc w:val="left"/>
                   </w:pPr>
@@ -692,6 +709,7 @@
                 </w:tcPr>
                 <w:p>
                   <w:pPr>
+                    <w:keepNext w:val="false"/>
                     <w:spacing w:after="40" w:before="0"/>
                     <w:jc w:val="left"/>
                   </w:pPr>
@@ -726,6 +744,7 @@
                 </w:tcPr>
                 <w:p>
                   <w:pPr>
+                    <w:keepNext w:val="false"/>
                     <w:spacing w:after="40" w:before="0"/>
                     <w:jc w:val="left"/>
                   </w:pPr>
@@ -758,6 +777,7 @@
                 </w:tcPr>
                 <w:p>
                   <w:pPr>
+                    <w:keepNext w:val="false"/>
                     <w:spacing w:after="40" w:before="0"/>
                     <w:jc w:val="left"/>
                   </w:pPr>
@@ -790,6 +810,7 @@
                 </w:tcPr>
                 <w:p>
                   <w:pPr>
+                    <w:keepNext w:val="false"/>
                     <w:spacing w:after="40" w:before="0"/>
                     <w:jc w:val="left"/>
                   </w:pPr>
@@ -824,6 +845,7 @@
                 </w:tcPr>
                 <w:p>
                   <w:pPr>
+                    <w:keepNext w:val="false"/>
                     <w:spacing w:after="40" w:before="0"/>
                     <w:jc w:val="left"/>
                   </w:pPr>
@@ -856,6 +878,7 @@
                 </w:tcPr>
                 <w:p>
                   <w:pPr>
+                    <w:keepNext w:val="false"/>
                     <w:spacing w:after="40" w:before="0"/>
                     <w:jc w:val="left"/>
                   </w:pPr>
@@ -888,6 +911,7 @@
                 </w:tcPr>
                 <w:p>
                   <w:pPr>
+                    <w:keepNext w:val="false"/>
                     <w:spacing w:after="40" w:before="0"/>
                     <w:jc w:val="left"/>
                   </w:pPr>
@@ -910,6 +934,7 @@
           </w:tbl>
           <w:p>
             <w:pPr>
+              <w:keepNext w:val="false"/>
               <w:spacing w:after="60" w:before="0"/>
               <w:jc w:val="left"/>
             </w:pPr>
@@ -929,6 +954,7 @@
           </w:p>
           <w:p>
             <w:pPr>
+              <w:keepNext w:val="false"/>
               <w:spacing w:after="40" w:before="0"/>
               <w:jc w:val="left"/>
             </w:pPr>
@@ -948,6 +974,7 @@
           </w:p>
           <w:p>
             <w:pPr>
+              <w:keepNext w:val="false"/>
               <w:spacing w:after="40" w:before="0"/>
               <w:jc w:val="left"/>
             </w:pPr>
@@ -967,6 +994,7 @@
           </w:p>
           <w:p>
             <w:pPr>
+              <w:keepNext w:val="false"/>
               <w:spacing w:after="60" w:before="0"/>
               <w:jc w:val="left"/>
             </w:pPr>
@@ -999,6 +1027,7 @@
           </w:tcPr>
           <w:p>
             <w:pPr>
+              <w:keepNext w:val="false"/>
               <w:spacing w:after="40" w:before="0"/>
               <w:jc w:val="left"/>
             </w:pPr>
@@ -1060,6 +1089,7 @@
           </w:tcPr>
           <w:p>
             <w:pPr>
+              <w:keepNext/>
               <w:spacing w:after="40" w:before="0"/>
               <w:jc w:val="center"/>
             </w:pPr>
@@ -1094,6 +1124,7 @@
           </w:tcPr>
           <w:p>
             <w:pPr>
+              <w:keepNext w:val="false"/>
               <w:spacing w:after="40" w:before="0"/>
               <w:jc w:val="left"/>
             </w:pPr>
@@ -1126,6 +1157,7 @@
           </w:tcPr>
           <w:p>
             <w:pPr>
+              <w:keepNext w:val="false"/>
               <w:spacing w:after="40" w:before="0"/>
               <w:jc w:val="left"/>
             </w:pPr>
@@ -1187,6 +1219,7 @@
           </w:tcPr>
           <w:p>
             <w:pPr>
+              <w:keepNext/>
               <w:spacing w:after="40" w:before="0"/>
               <w:jc w:val="center"/>
             </w:pPr>
@@ -1221,6 +1254,7 @@
           </w:tcPr>
           <w:p>
             <w:pPr>
+              <w:keepNext w:val="false"/>
               <w:spacing w:after="40" w:before="0"/>
               <w:jc w:val="left"/>
             </w:pPr>
@@ -1253,6 +1287,7 @@
           </w:tcPr>
           <w:p>
             <w:pPr>
+              <w:keepNext w:val="false"/>
               <w:spacing w:after="40" w:before="0"/>
               <w:jc w:val="left"/>
             </w:pPr>
@@ -1316,6 +1351,7 @@
           </w:tcPr>
           <w:p>
             <w:pPr>
+              <w:keepNext w:val="false"/>
               <w:spacing w:after="40" w:before="0"/>
               <w:jc w:val="center"/>
             </w:pPr>
@@ -1350,6 +1386,7 @@
           </w:tcPr>
           <w:p>
             <w:pPr>
+              <w:keepNext w:val="false"/>
               <w:spacing w:after="40" w:before="0"/>
               <w:jc w:val="left"/>
             </w:pPr>
@@ -1382,6 +1419,7 @@
           </w:tcPr>
           <w:p>
             <w:pPr>
+              <w:keepNext w:val="false"/>
               <w:spacing w:after="40" w:before="0"/>
               <w:jc w:val="left"/>
             </w:pPr>
@@ -1414,6 +1452,7 @@
           </w:tcPr>
           <w:p>
             <w:pPr>
+              <w:keepNext w:val="false"/>
               <w:spacing w:after="40" w:before="0"/>
               <w:jc w:val="left"/>
             </w:pPr>
@@ -1446,6 +1485,7 @@
           </w:tcPr>
           <w:p>
             <w:pPr>
+              <w:keepNext w:val="false"/>
               <w:spacing w:after="40" w:before="0"/>
               <w:jc w:val="left"/>
             </w:pPr>
@@ -1480,6 +1520,7 @@
           </w:tcPr>
           <w:p>
             <w:pPr>
+              <w:keepNext w:val="false"/>
               <w:spacing w:after="40" w:before="0"/>
               <w:jc w:val="left"/>
             </w:pPr>
@@ -1512,6 +1553,7 @@
           </w:tcPr>
           <w:p>
             <w:pPr>
+              <w:keepNext w:val="false"/>
               <w:spacing w:after="40" w:before="0"/>
               <w:jc w:val="left"/>
             </w:pPr>
@@ -1544,6 +1586,7 @@
           </w:tcPr>
           <w:p>
             <w:pPr>
+              <w:keepNext w:val="false"/>
               <w:spacing w:after="40" w:before="0"/>
               <w:jc w:val="left"/>
             </w:pPr>
@@ -1576,6 +1619,7 @@
           </w:tcPr>
           <w:p>
             <w:pPr>
+              <w:keepNext w:val="false"/>
               <w:spacing w:after="40" w:before="0"/>
               <w:jc w:val="left"/>
             </w:pPr>
@@ -1610,6 +1654,7 @@
           </w:tcPr>
           <w:p>
             <w:pPr>
+              <w:keepNext w:val="false"/>
               <w:spacing w:after="40" w:before="0"/>
               <w:jc w:val="left"/>
             </w:pPr>
@@ -1642,6 +1687,7 @@
           </w:tcPr>
           <w:p>
             <w:pPr>
+              <w:keepNext w:val="false"/>
               <w:spacing w:after="40" w:before="0"/>
               <w:jc w:val="left"/>
             </w:pPr>
@@ -1674,6 +1720,7 @@
           </w:tcPr>
           <w:p>
             <w:pPr>
+              <w:keepNext w:val="false"/>
               <w:spacing w:after="40" w:before="0"/>
               <w:jc w:val="left"/>
             </w:pPr>
@@ -1706,6 +1753,7 @@
           </w:tcPr>
           <w:p>
             <w:pPr>
+              <w:keepNext w:val="false"/>
               <w:spacing w:after="40" w:before="0"/>
               <w:jc w:val="left"/>
             </w:pPr>
@@ -1740,6 +1788,7 @@
           </w:tcPr>
           <w:p>
             <w:pPr>
+              <w:keepNext w:val="false"/>
               <w:spacing w:after="40" w:before="0"/>
               <w:jc w:val="left"/>
             </w:pPr>
@@ -1772,6 +1821,7 @@
           </w:tcPr>
           <w:p>
             <w:pPr>
+              <w:keepNext w:val="false"/>
               <w:spacing w:after="40" w:before="0"/>
               <w:jc w:val="left"/>
             </w:pPr>
@@ -1804,6 +1854,7 @@
           </w:tcPr>
           <w:p>
             <w:pPr>
+              <w:keepNext w:val="false"/>
               <w:spacing w:after="40" w:before="0"/>
               <w:jc w:val="left"/>
             </w:pPr>
@@ -1836,6 +1887,7 @@
           </w:tcPr>
           <w:p>
             <w:pPr>
+              <w:keepNext w:val="false"/>
               <w:spacing w:after="40" w:before="0"/>
               <w:jc w:val="left"/>
             </w:pPr>
@@ -1870,6 +1922,7 @@
           </w:tcPr>
           <w:p>
             <w:pPr>
+              <w:keepNext w:val="false"/>
               <w:spacing w:after="40" w:before="0"/>
               <w:jc w:val="left"/>
             </w:pPr>
@@ -1902,6 +1955,7 @@
           </w:tcPr>
           <w:p>
             <w:pPr>
+              <w:keepNext w:val="false"/>
               <w:spacing w:after="40" w:before="0"/>
               <w:jc w:val="left"/>
             </w:pPr>
@@ -1934,6 +1988,7 @@
           </w:tcPr>
           <w:p>
             <w:pPr>
+              <w:keepNext w:val="false"/>
               <w:spacing w:after="40" w:before="0"/>
               <w:jc w:val="left"/>
             </w:pPr>
@@ -1966,6 +2021,7 @@
           </w:tcPr>
           <w:p>
             <w:pPr>
+              <w:keepNext w:val="false"/>
               <w:spacing w:after="40" w:before="0"/>
               <w:jc w:val="left"/>
             </w:pPr>
@@ -2000,6 +2056,7 @@
           </w:tcPr>
           <w:p>
             <w:pPr>
+              <w:keepNext w:val="false"/>
               <w:spacing w:after="40" w:before="0"/>
               <w:jc w:val="left"/>
             </w:pPr>
@@ -2032,6 +2089,7 @@
           </w:tcPr>
           <w:p>
             <w:pPr>
+              <w:keepNext w:val="false"/>
               <w:spacing w:after="40" w:before="0"/>
               <w:jc w:val="left"/>
             </w:pPr>
@@ -2064,6 +2122,7 @@
           </w:tcPr>
           <w:p>
             <w:pPr>
+              <w:keepNext w:val="false"/>
               <w:spacing w:after="40" w:before="0"/>
               <w:jc w:val="left"/>
             </w:pPr>
@@ -2096,6 +2155,7 @@
           </w:tcPr>
           <w:p>
             <w:pPr>
+              <w:keepNext w:val="false"/>
               <w:spacing w:after="40" w:before="0"/>
               <w:jc w:val="left"/>
             </w:pPr>
@@ -2234,7 +2294,7 @@
         </w:rPr>
         <w:t xml:space="preserve">© 2026 SeaVuria and ARES. This work is licensed under a </w:t>
       </w:r>
-      <w:hyperlink w:history="1" r:id="rIduzf4np73djwdsyfgv0azp">
+      <w:hyperlink w:history="1" r:id="rIdhrymp2fgdmkhpnu6kmqm8">
         <w:r>
           <w:rPr>
             <w:rFonts w:ascii="Arial" w:cs="Arial" w:eastAsia="Arial" w:hAnsi="Arial"/>
@@ -2254,7 +2314,7 @@
         </w:rPr>
         <w:t xml:space="preserve"> (</w:t>
       </w:r>
-      <w:hyperlink w:history="1" r:id="rIdkstv0oz5efo93mybpvwc3">
+      <w:hyperlink w:history="1" r:id="rIdnenvad4pdgg0lc2hfezmm">
         <w:r>
           <w:rPr>
             <w:rFonts w:ascii="Arial" w:cs="Arial" w:eastAsia="Arial" w:hAnsi="Arial"/>
@@ -2274,7 +2334,7 @@
         </w:rPr>
         <w:t xml:space="preserve">). To view a copy of this license, visit </w:t>
       </w:r>
-      <w:hyperlink w:history="1" r:id="rIdpkj62twtphesomndrkth7">
+      <w:hyperlink w:history="1" r:id="rIdsho0kjium0s_fwa5nfkhy">
         <w:r>
           <w:rPr>
             <w:rFonts w:ascii="Arial" w:cs="Arial" w:eastAsia="Arial" w:hAnsi="Arial"/>

--- a/data/outputs/v2/Physics/SS1.2_Mechanical_Properties_of_Materials/Physics_Mechanical_Properties_of_Materials_FinalExplanation_TeacherKey.docx
+++ b/data/outputs/v2/Physics/SS1.2_Mechanical_Properties_of_Materials/Physics_Mechanical_Properties_of_Materials_FinalExplanation_TeacherKey.docx
@@ -2294,7 +2294,7 @@
         </w:rPr>
         <w:t xml:space="preserve">© 2026 SeaVuria and ARES. This work is licensed under a </w:t>
       </w:r>
-      <w:hyperlink w:history="1" r:id="rIdhrymp2fgdmkhpnu6kmqm8">
+      <w:hyperlink w:history="1" r:id="rIdzk5x7en3audzxi67zhtla">
         <w:r>
           <w:rPr>
             <w:rFonts w:ascii="Arial" w:cs="Arial" w:eastAsia="Arial" w:hAnsi="Arial"/>
@@ -2314,7 +2314,7 @@
         </w:rPr>
         <w:t xml:space="preserve"> (</w:t>
       </w:r>
-      <w:hyperlink w:history="1" r:id="rIdnenvad4pdgg0lc2hfezmm">
+      <w:hyperlink w:history="1" r:id="rIdcl_jw3cmziclgzrgtudkc">
         <w:r>
           <w:rPr>
             <w:rFonts w:ascii="Arial" w:cs="Arial" w:eastAsia="Arial" w:hAnsi="Arial"/>
@@ -2334,7 +2334,7 @@
         </w:rPr>
         <w:t xml:space="preserve">). To view a copy of this license, visit </w:t>
       </w:r>
-      <w:hyperlink w:history="1" r:id="rIdsho0kjium0s_fwa5nfkhy">
+      <w:hyperlink w:history="1" r:id="rIdhpiemknyye37zmntwxjww">
         <w:r>
           <w:rPr>
             <w:rFonts w:ascii="Arial" w:cs="Arial" w:eastAsia="Arial" w:hAnsi="Arial"/>
